--- a/docs/testing/parts-import-fixtures/docx/parts-import-word-style-04.docx
+++ b/docs/testing/parts-import-fixtures/docx/parts-import-word-style-04.docx
@@ -9,192 +9,187 @@
     </w:p>
     <w:p>
       <w:r>
-        <w:t>Word fixture style 4; user must verify supplier/category/duplicates before import.</w:t>
+        <w:t>Layout labeled-product-cards; verify supplier/category/duplicates before import.</w:t>
       </w:r>
     </w:p>
     <w:p>
       <w:r>
-        <w:t>Code | Name | Category | Brand | Cost | Unit | Qty</w:t>
+        <w:t>SKU: B-43-001; Product: 40A 1-pole QO Plug-On Breaker; Group: Breakers; Make: Square D; Net: 21.12; Pack: ea; Count: 44</w:t>
       </w:r>
     </w:p>
     <w:p>
       <w:r>
-        <w:t>B-43-001 | 40A 1-pole QO Plug-On Breaker | Breakers | Square D | 21.12 | ea | 44</w:t>
+        <w:t>SKU: B-43-002; Product: Steel Device Box #9; Group: Boxes; Make: Raco; Net: 4.72; Pack: ea; Count: 47</w:t>
       </w:r>
     </w:p>
     <w:p>
       <w:r>
-        <w:t>B-43-002 | Steel Device Box #9 | Boxes | Raco | 4.72 | ea | 47</w:t>
+        <w:t>SKU: L-43-003; Product: LED Flat Panel #10; Group: Lighting; Make: Lithonia; Net: 48.60; Pack: ea; Count: 2</w:t>
       </w:r>
     </w:p>
     <w:p>
       <w:r>
-        <w:t>L-43-003 | LED Flat Panel #10 | Lighting | Lithonia | 48.60 | ea | 2</w:t>
+        <w:t>SKU: D-43-004; Product: Decorator Receptacle #11; Group: Devices; Make: Leviton; Net: 3.49; Pack: ea; Count: 5</w:t>
       </w:r>
     </w:p>
     <w:p>
       <w:r>
-        <w:t>D-43-004 | Decorator Receptacle #11 | Devices | Leviton | 3.49 | ea | 5</w:t>
+        <w:t>SKU: F-43-005; Product: Strut Strap #12; Group: Fasteners; Make: Minerallac; Net: 0.71; Pack: ea; Count: 8</w:t>
       </w:r>
     </w:p>
     <w:p>
       <w:r>
-        <w:t>F-43-005 | Strut Strap #12 | Fasteners | Minerallac | 0.71 | ea | 8</w:t>
+        <w:t>SKU: W-43-006; Product: 8 AWG THHN Copper Wire 500 ft spool; Group: Wire; Make: Southwire; Net: 0.22; Pack: ft; Count: 11</w:t>
       </w:r>
     </w:p>
     <w:p>
       <w:r>
-        <w:t>W-43-006 | 8 AWG THHN Copper Wire 500 ft spool | Wire | Southwire | 0.22 | ft | 11</w:t>
+        <w:t>SKU: C-43-007; Product: 2 in EMT Conduit 10 ft; Group: Conduit; Make: Allied Tube; Net: 8.78; Pack: stick; Count: 14</w:t>
       </w:r>
     </w:p>
     <w:p>
       <w:r>
-        <w:t>C-43-007 | 2 in EMT Conduit 10 ft | Conduit | Allied Tube | 8.78 | stick | 14</w:t>
+        <w:t>SKU: F-43-008; Product: EMT Set-Screw Connector #3; Group: Fittings; Make: Bridgeport; Net: 1.95; Pack: ea; Count: 17</w:t>
       </w:r>
     </w:p>
     <w:p>
       <w:r>
-        <w:t>F-43-008 | EMT Set-Screw Connector #3 | Fittings | Bridgeport | 1.95 | ea | 17</w:t>
+        <w:t>SKU: B-43-009; Product: 20A 1-pole QO Plug-On Breaker; Group: Breakers; Make: Square D; Net: 20.08; Pack: ea; Count: 20</w:t>
       </w:r>
     </w:p>
     <w:p>
       <w:r>
-        <w:t>B-43-009 | 20A 1-pole QO Plug-On Breaker | Breakers | Square D | 20.08 | ea | 20</w:t>
+        <w:t>SKU: B-43-010; Product: Steel Device Box #5; Group: Boxes; Make: Raco; Net: 4.50; Pack: ea; Count: 23</w:t>
       </w:r>
     </w:p>
     <w:p>
       <w:r>
-        <w:t>B-43-010 | Steel Device Box #5 | Boxes | Raco | 4.50 | ea | 23</w:t>
+        <w:t>SKU: L-43-011; Product: LED Flat Panel #6; Group: Lighting; Make: Lithonia; Net: 77.76; Pack: ea; Count: 26</w:t>
       </w:r>
     </w:p>
     <w:p>
       <w:r>
-        <w:t>L-43-011 | LED Flat Panel #6 | Lighting | Lithonia | 77.76 | ea | 26</w:t>
+        <w:t>SKU: D-43-012; Product: Decorator Receptacle #7; Group: Devices; Make: Leviton; Net: 3.25; Pack: ea; Count: 29</w:t>
       </w:r>
     </w:p>
     <w:p>
       <w:r>
-        <w:t>D-43-012 | Decorator Receptacle #7 | Devices | Leviton | 3.25 | ea | 29</w:t>
+        <w:t>SKU: F-43-013; Product: Strut Strap #8; Group: Fasteners; Make: Minerallac; Net: 0.67; Pack: ea; Count: 32</w:t>
       </w:r>
     </w:p>
     <w:p>
       <w:r>
-        <w:t>F-43-013 | Strut Strap #8 | Fasteners | Minerallac | 0.67 | ea | 32</w:t>
+        <w:t>SKU: W-43-014; Product: 12 AWG THHN Copper Wire 500 ft spool; Group: Wire; Make: Southwire; Net: 0.21; Pack: ft; Count: 35</w:t>
       </w:r>
     </w:p>
     <w:p>
       <w:r>
-        <w:t>W-43-014 | 12 AWG THHN Copper Wire 500 ft spool | Wire | Southwire | 0.21 | ft | 35</w:t>
+        <w:t>SKU: C-43-015; Product: 1 in EMT Conduit 10 ft; Group: Conduit; Make: Allied Tube; Net: 8.27; Pack: stick; Count: 38</w:t>
       </w:r>
     </w:p>
     <w:p>
       <w:r>
-        <w:t>C-43-015 | 1 in EMT Conduit 10 ft | Conduit | Allied Tube | 8.27 | stick | 38</w:t>
+        <w:t>SKU: F-43-016; Product: EMT Set-Screw Connector #11; Group: Fittings; Make: Bridgeport; Net: 1.85; Pack: ea; Count: 41</w:t>
       </w:r>
     </w:p>
     <w:p>
       <w:r>
-        <w:t>F-43-016 | EMT Set-Screw Connector #11 | Fittings | Bridgeport | 1.85 | ea | 41</w:t>
+        <w:t>SKU: B-43-017; Product: 50A 1-pole QO Plug-On Breaker; Group: Breakers; Make: Square D; Net: 19.04; Pack: ea; Count: 44</w:t>
       </w:r>
     </w:p>
     <w:p>
       <w:r>
-        <w:t>B-43-017 | 50A 1-pole QO Plug-On Breaker | Breakers | Square D | 19.04 | ea | 44</w:t>
+        <w:t>SKU: B-43-018; Product: Steel Device Box #1; Group: Boxes; Make: Raco; Net: 4.28; Pack: ea; Count: 47</w:t>
       </w:r>
     </w:p>
     <w:p>
       <w:r>
-        <w:t>B-43-018 | Steel Device Box #1 | Boxes | Raco | 4.28 | ea | 47</w:t>
+        <w:t>SKU: L-43-019; Product: LED Flat Panel #2; Group: Lighting; Make: Lithonia; Net: 74.11; Pack: ea; Count: 2</w:t>
       </w:r>
     </w:p>
     <w:p>
       <w:r>
-        <w:t>L-43-019 | LED Flat Panel #2 | Lighting | Lithonia | 74.11 | ea | 2</w:t>
+        <w:t>SKU: D-43-020; Product: Decorator Receptacle #3; Group: Devices; Make: Leviton; Net: 5.20; Pack: ea; Count: 5</w:t>
       </w:r>
     </w:p>
     <w:p>
       <w:r>
-        <w:t>D-43-020 | Decorator Receptacle #3 | Devices | Leviton | 5.20 | ea | 5</w:t>
+        <w:t>SKU: F-43-021; Product: Strut Strap #4; Group: Fasteners; Make: Minerallac; Net: 0.62; Pack: ea; Count: 8</w:t>
       </w:r>
     </w:p>
     <w:p>
       <w:r>
-        <w:t>F-43-021 | Strut Strap #4 | Fasteners | Minerallac | 0.62 | ea | 8</w:t>
+        <w:t>SKU: W-43-022; Product: 6 AWG THHN Copper Wire 500 ft spool; Group: Wire; Make: Southwire; Net: 0.19; Pack: ft; Count: 11</w:t>
       </w:r>
     </w:p>
     <w:p>
       <w:r>
-        <w:t>W-43-022 | 6 AWG THHN Copper Wire 500 ft spool | Wire | Southwire | 0.19 | ft | 11</w:t>
+        <w:t>SKU: C-43-023; Product: 1/2 in EMT Conduit 10 ft; Group: Conduit; Make: Allied Tube; Net: 7.76; Pack: stick; Count: 14</w:t>
       </w:r>
     </w:p>
     <w:p>
       <w:r>
-        <w:t>C-43-023 | 1/2 in EMT Conduit 10 ft | Conduit | Allied Tube | 7.76 | stick | 14</w:t>
+        <w:t>SKU: F-43-024; Product: EMT Set-Screw Connector #7; Group: Fittings; Make: Bridgeport; Net: 1.74; Pack: ea; Count: 17</w:t>
       </w:r>
     </w:p>
     <w:p>
       <w:r>
-        <w:t>F-43-024 | EMT Set-Screw Connector #7 | Fittings | Bridgeport | 1.74 | ea | 17</w:t>
+        <w:t>SKU: B-43-025; Product: 30A 1-pole QO Plug-On Breaker; Group: Breakers; Make: Square D; Net: 18.00; Pack: ea; Count: 20</w:t>
       </w:r>
     </w:p>
     <w:p>
       <w:r>
-        <w:t>B-43-025 | 30A 1-pole QO Plug-On Breaker | Breakers | Square D | 18.00 | ea | 20</w:t>
+        <w:t>SKU: B-43-026; Product: Steel Device Box #9; Group: Boxes; Make: Raco; Net: 4.06; Pack: ea; Count: 23</w:t>
       </w:r>
     </w:p>
     <w:p>
       <w:r>
-        <w:t>B-43-026 | Steel Device Box #9 | Boxes | Raco | 4.06 | ea | 23</w:t>
+        <w:t>SKU: L-43-027; Product: LED Flat Panel #10; Group: Lighting; Make: Lithonia; Net: 70.47; Pack: ea; Count: 26</w:t>
       </w:r>
     </w:p>
     <w:p>
       <w:r>
-        <w:t>L-43-027 | LED Flat Panel #10 | Lighting | Lithonia | 70.47 | ea | 26</w:t>
+        <w:t>SKU: D-43-028; Product: Decorator Receptacle #11; Group: Devices; Make: Leviton; Net: 4.96; Pack: ea; Count: 29</w:t>
       </w:r>
     </w:p>
     <w:p>
       <w:r>
-        <w:t>D-43-028 | Decorator Receptacle #11 | Devices | Leviton | 4.96 | ea | 29</w:t>
+        <w:t>SKU: F-43-029; Product: Strut Strap #12; Group: Fasteners; Make: Minerallac; Net: 0.99; Pack: ea; Count: 32</w:t>
       </w:r>
     </w:p>
     <w:p>
       <w:r>
-        <w:t>F-43-029 | Strut Strap #12 | Fasteners | Minerallac | 0.99 | ea | 32</w:t>
+        <w:t>SKU: W-43-030; Product: 10 AWG THHN Copper Wire 500 ft spool; Group: Wire; Make: Southwire; Net: 0.18; Pack: ft; Count: 35</w:t>
       </w:r>
     </w:p>
     <w:p>
       <w:r>
-        <w:t>W-43-030 | 10 AWG THHN Copper Wire 500 ft spool | Wire | Southwire | 0.18 | ft | 35</w:t>
+        <w:t>SKU: C-43-031; Product: 1-1/4 in EMT Conduit 10 ft; Group: Conduit; Make: Allied Tube; Net: 7.26; Pack: stick; Count: 38</w:t>
       </w:r>
     </w:p>
     <w:p>
       <w:r>
-        <w:t>C-43-031 | 1-1/4 in EMT Conduit 10 ft | Conduit | Allied Tube | 7.26 | stick | 38</w:t>
+        <w:t>SKU: F-43-032; Product: EMT Set-Screw Connector #3; Group: Fittings; Make: Bridgeport; Net: 1.63; Pack: ea; Count: 41</w:t>
       </w:r>
     </w:p>
     <w:p>
       <w:r>
-        <w:t>F-43-032 | EMT Set-Screw Connector #3 | Fittings | Bridgeport | 1.63 | ea | 41</w:t>
+        <w:t>SKU: B-43-033; Product: 15A 1-pole QO Plug-On Breaker; Group: Breakers; Make: Square D; Net: 16.97; Pack: ea; Count: 44</w:t>
       </w:r>
     </w:p>
     <w:p>
       <w:r>
-        <w:t>B-43-033 | 15A 1-pole QO Plug-On Breaker | Breakers | Square D | 16.97 | ea | 44</w:t>
+        <w:t>SKU: B-43-034; Product: Steel Device Box #5; Group: Boxes; Make: Raco; Net: 3.84; Pack: ea; Count: 47</w:t>
       </w:r>
     </w:p>
     <w:p>
       <w:r>
-        <w:t>B-43-034 | Steel Device Box #5 | Boxes | Raco | 3.84 | ea | 47</w:t>
+        <w:t>SKU: L-43-035; Product: LED Flat Panel #6; Group: Lighting; Make: Lithonia; Net: 66.83; Pack: ea; Count: 2</w:t>
       </w:r>
     </w:p>
     <w:p>
       <w:r>
-        <w:t>L-43-035 | LED Flat Panel #6 | Lighting | Lithonia | 66.83 | ea | 2</w:t>
-      </w:r>
-    </w:p>
-    <w:p>
-      <w:r>
-        <w:t>D-43-036 | Decorator Receptacle #7 | Devices | Leviton | 4.71 | ea | 5</w:t>
+        <w:t>SKU: D-43-036; Product: Decorator Receptacle #7; Group: Devices; Make: Leviton; Net: 4.71; Pack: ea; Count: 5</w:t>
       </w:r>
     </w:p>
     <w:sectPr/>
